--- a/tillsyn/S 5005-2024 tillsynsbegäran.docx
+++ b/tillsyn/S 5005-2024 tillsynsbegäran.docx
@@ -267,7 +267,7 @@
     <w:r>
       <w:tab/>
       <w:tab/>
-      <w:t>2026-09-14</w:t>
+      <w:t>2026-09-15</w:t>
       <w:br/>
       <w:br/>
     </w:r>

--- a/tillsyn/S 5005-2024 tillsynsbegäran.docx
+++ b/tillsyn/S 5005-2024 tillsynsbegäran.docx
@@ -267,7 +267,7 @@
     <w:r>
       <w:tab/>
       <w:tab/>
-      <w:t>2026-09-15</w:t>
+      <w:t>2026-09-16</w:t>
       <w:br/>
       <w:br/>
     </w:r>

--- a/tillsyn/S 5005-2024 tillsynsbegäran.docx
+++ b/tillsyn/S 5005-2024 tillsynsbegäran.docx
@@ -267,7 +267,7 @@
     <w:r>
       <w:tab/>
       <w:tab/>
-      <w:t>2026-09-16</w:t>
+      <w:t>2026-09-17</w:t>
       <w:br/>
       <w:br/>
     </w:r>

--- a/tillsyn/S 5005-2024 tillsynsbegäran.docx
+++ b/tillsyn/S 5005-2024 tillsynsbegäran.docx
@@ -267,7 +267,7 @@
     <w:r>
       <w:tab/>
       <w:tab/>
-      <w:t>2026-09-17</w:t>
+      <w:t>2026-09-18</w:t>
       <w:br/>
       <w:br/>
     </w:r>

--- a/tillsyn/S 5005-2024 tillsynsbegäran.docx
+++ b/tillsyn/S 5005-2024 tillsynsbegäran.docx
@@ -267,7 +267,7 @@
     <w:r>
       <w:tab/>
       <w:tab/>
-      <w:t>2026-09-18</w:t>
+      <w:t>2026-09-19</w:t>
       <w:br/>
       <w:br/>
     </w:r>

--- a/tillsyn/S 5005-2024 tillsynsbegäran.docx
+++ b/tillsyn/S 5005-2024 tillsynsbegäran.docx
@@ -267,7 +267,7 @@
     <w:r>
       <w:tab/>
       <w:tab/>
-      <w:t>2026-09-19</w:t>
+      <w:t>2026-09-21</w:t>
       <w:br/>
       <w:br/>
     </w:r>

--- a/tillsyn/S 5005-2024 tillsynsbegäran.docx
+++ b/tillsyn/S 5005-2024 tillsynsbegäran.docx
@@ -267,7 +267,7 @@
     <w:r>
       <w:tab/>
       <w:tab/>
-      <w:t>2026-09-21</w:t>
+      <w:t>2026-09-23</w:t>
       <w:br/>
       <w:br/>
     </w:r>

--- a/tillsyn/S 5005-2024 tillsynsbegäran.docx
+++ b/tillsyn/S 5005-2024 tillsynsbegäran.docx
@@ -267,7 +267,7 @@
     <w:r>
       <w:tab/>
       <w:tab/>
-      <w:t>2026-09-23</w:t>
+      <w:t>2026-09-24</w:t>
       <w:br/>
       <w:br/>
     </w:r>

--- a/tillsyn/S 5005-2024 tillsynsbegäran.docx
+++ b/tillsyn/S 5005-2024 tillsynsbegäran.docx
@@ -267,7 +267,7 @@
     <w:r>
       <w:tab/>
       <w:tab/>
-      <w:t>2026-09-24</w:t>
+      <w:t>2026-09-25</w:t>
       <w:br/>
       <w:br/>
     </w:r>

--- a/tillsyn/S 5005-2024 tillsynsbegäran.docx
+++ b/tillsyn/S 5005-2024 tillsynsbegäran.docx
@@ -267,7 +267,7 @@
     <w:r>
       <w:tab/>
       <w:tab/>
-      <w:t>2026-09-25</w:t>
+      <w:t>2026-09-26</w:t>
       <w:br/>
       <w:br/>
     </w:r>

--- a/tillsyn/S 5005-2024 tillsynsbegäran.docx
+++ b/tillsyn/S 5005-2024 tillsynsbegäran.docx
@@ -267,7 +267,7 @@
     <w:r>
       <w:tab/>
       <w:tab/>
-      <w:t>2026-09-26</w:t>
+      <w:t>2026-09-27</w:t>
       <w:br/>
       <w:br/>
     </w:r>

--- a/tillsyn/S 5005-2024 tillsynsbegäran.docx
+++ b/tillsyn/S 5005-2024 tillsynsbegäran.docx
@@ -267,7 +267,7 @@
     <w:r>
       <w:tab/>
       <w:tab/>
-      <w:t>2026-09-27</w:t>
+      <w:t>2026-09-28</w:t>
       <w:br/>
       <w:br/>
     </w:r>

--- a/tillsyn/S 5005-2024 tillsynsbegäran.docx
+++ b/tillsyn/S 5005-2024 tillsynsbegäran.docx
@@ -267,7 +267,7 @@
     <w:r>
       <w:tab/>
       <w:tab/>
-      <w:t>2026-09-28</w:t>
+      <w:t>2026-09-29</w:t>
       <w:br/>
       <w:br/>
     </w:r>

--- a/tillsyn/S 5005-2024 tillsynsbegäran.docx
+++ b/tillsyn/S 5005-2024 tillsynsbegäran.docx
@@ -267,7 +267,7 @@
     <w:r>
       <w:tab/>
       <w:tab/>
-      <w:t>2026-09-29</w:t>
+      <w:t>2026-09-30</w:t>
       <w:br/>
       <w:br/>
     </w:r>

--- a/tillsyn/S 5005-2024 tillsynsbegäran.docx
+++ b/tillsyn/S 5005-2024 tillsynsbegäran.docx
@@ -22,7 +22,7 @@
       <w:r>
         <w:drawing>
           <wp:inline xmlns:a="http://schemas.openxmlformats.org/drawingml/2006/main" xmlns:pic="http://schemas.openxmlformats.org/drawingml/2006/picture">
-            <wp:extent cx="5486400" cy="4147794"/>
+            <wp:extent cx="5486400" cy="4266572"/>
             <wp:docPr id="1" name="Picture 1"/>
             <wp:cNvGraphicFramePr>
               <a:graphicFrameLocks noChangeAspect="1"/>
@@ -43,7 +43,7 @@
                   <pic:spPr>
                     <a:xfrm>
                       <a:off x="0" y="0"/>
-                      <a:ext cx="5486400" cy="4147794"/>
+                      <a:ext cx="5486400" cy="4266572"/>
                     </a:xfrm>
                     <a:prstGeom prst="rect"/>
                   </pic:spPr>
@@ -60,12 +60,12 @@
         <w:spacing w:after="240"/>
       </w:pPr>
       <w:r>
-        <w:t>Figur 1. Fyndplatser för naturvårdsarter i och inom 14 meter från samrådsanmälan. Markörer utan svart kant är placerade på fyndplatsen. Markörer med svart kant är placerade vid sidan av fyndplatsen och har ett svart streck som visar fyndplatsens exakta position. Kartans mittpunktskoordinat är N 6729268, E 499574 i SWEREF 99 TM.</w:t>
+        <w:t>Figur 1. Fyndplatser för naturvårdsarter i och inom 23 meter från samrådsanmälan. Markörer utan svart kant är placerade på fyndplatsen. Markörer med svart kant är placerade vid sidan av fyndplatsen och har ett svart streck som visar fyndplatsens exakta position. Kartans mittpunktskoordinat är N 6729268, E 499574 i SWEREF 99 TM.</w:t>
       </w:r>
     </w:p>
     <w:p>
       <w:r>
-        <w:t>I och inom 14 meter från samrådsanmälan finns fynd av 3 naturvårdsarter, varav 3 är rödlistade, 1 är fridlyst och 2 är typiska (T): mosippa (EN, T, §8), backstarr (NT) och dropptaggsvamp (NT, T). Se Figur 1.</w:t>
+        <w:t>I och inom 23 meter från samrådsanmälan finns fynd av 4 naturvårdsarter, varav 3 är rödlistade, 2 är fridlysta och 2 är typiska (T): mosippa (EN, T, §8), backstarr (NT), dropptaggsvamp (NT, T) och nattviol (§8). Se Figur 1.</w:t>
       </w:r>
     </w:p>
     <w:p>
@@ -267,7 +267,7 @@
     <w:r>
       <w:tab/>
       <w:tab/>
-      <w:t>2026-09-30</w:t>
+      <w:t>2026-10-01</w:t>
       <w:br/>
       <w:br/>
     </w:r>

--- a/tillsyn/S 5005-2024 tillsynsbegäran.docx
+++ b/tillsyn/S 5005-2024 tillsynsbegäran.docx
@@ -267,7 +267,7 @@
     <w:r>
       <w:tab/>
       <w:tab/>
-      <w:t>2026-10-01</w:t>
+      <w:t>2026-10-02</w:t>
       <w:br/>
       <w:br/>
     </w:r>

--- a/tillsyn/S 5005-2024 tillsynsbegäran.docx
+++ b/tillsyn/S 5005-2024 tillsynsbegäran.docx
@@ -267,7 +267,7 @@
     <w:r>
       <w:tab/>
       <w:tab/>
-      <w:t>2026-10-02</w:t>
+      <w:t>2026-10-03</w:t>
       <w:br/>
       <w:br/>
     </w:r>

--- a/tillsyn/S 5005-2024 tillsynsbegäran.docx
+++ b/tillsyn/S 5005-2024 tillsynsbegäran.docx
@@ -267,7 +267,7 @@
     <w:r>
       <w:tab/>
       <w:tab/>
-      <w:t>2026-10-03</w:t>
+      <w:t>2026-10-04</w:t>
       <w:br/>
       <w:br/>
     </w:r>

--- a/tillsyn/S 5005-2024 tillsynsbegäran.docx
+++ b/tillsyn/S 5005-2024 tillsynsbegäran.docx
@@ -267,7 +267,7 @@
     <w:r>
       <w:tab/>
       <w:tab/>
-      <w:t>2026-10-04</w:t>
+      <w:t>2026-10-05</w:t>
       <w:br/>
       <w:br/>
     </w:r>

--- a/tillsyn/S 5005-2024 tillsynsbegäran.docx
+++ b/tillsyn/S 5005-2024 tillsynsbegäran.docx
@@ -267,7 +267,7 @@
     <w:r>
       <w:tab/>
       <w:tab/>
-      <w:t>2026-10-05</w:t>
+      <w:t>2026-10-06</w:t>
       <w:br/>
       <w:br/>
     </w:r>

--- a/tillsyn/S 5005-2024 tillsynsbegäran.docx
+++ b/tillsyn/S 5005-2024 tillsynsbegäran.docx
@@ -267,7 +267,7 @@
     <w:r>
       <w:tab/>
       <w:tab/>
-      <w:t>2026-10-06</w:t>
+      <w:t>2026-10-07</w:t>
       <w:br/>
       <w:br/>
     </w:r>

--- a/tillsyn/S 5005-2024 tillsynsbegäran.docx
+++ b/tillsyn/S 5005-2024 tillsynsbegäran.docx
@@ -267,7 +267,7 @@
     <w:r>
       <w:tab/>
       <w:tab/>
-      <w:t>2026-10-07</w:t>
+      <w:t>2026-10-08</w:t>
       <w:br/>
       <w:br/>
     </w:r>

--- a/tillsyn/S 5005-2024 tillsynsbegäran.docx
+++ b/tillsyn/S 5005-2024 tillsynsbegäran.docx
@@ -267,7 +267,7 @@
     <w:r>
       <w:tab/>
       <w:tab/>
-      <w:t>2026-10-08</w:t>
+      <w:t>2026-10-09</w:t>
       <w:br/>
       <w:br/>
     </w:r>

--- a/tillsyn/S 5005-2024 tillsynsbegäran.docx
+++ b/tillsyn/S 5005-2024 tillsynsbegäran.docx
@@ -267,7 +267,7 @@
     <w:r>
       <w:tab/>
       <w:tab/>
-      <w:t>2026-10-09</w:t>
+      <w:t>2026-10-10</w:t>
       <w:br/>
       <w:br/>
     </w:r>

--- a/tillsyn/S 5005-2024 tillsynsbegäran.docx
+++ b/tillsyn/S 5005-2024 tillsynsbegäran.docx
@@ -267,7 +267,7 @@
     <w:r>
       <w:tab/>
       <w:tab/>
-      <w:t>2026-10-10</w:t>
+      <w:t>2026-10-11</w:t>
       <w:br/>
       <w:br/>
     </w:r>

--- a/tillsyn/S 5005-2024 tillsynsbegäran.docx
+++ b/tillsyn/S 5005-2024 tillsynsbegäran.docx
@@ -267,7 +267,7 @@
     <w:r>
       <w:tab/>
       <w:tab/>
-      <w:t>2026-10-11</w:t>
+      <w:t>2026-10-12</w:t>
       <w:br/>
       <w:br/>
     </w:r>

--- a/tillsyn/S 5005-2024 tillsynsbegäran.docx
+++ b/tillsyn/S 5005-2024 tillsynsbegäran.docx
@@ -267,7 +267,7 @@
     <w:r>
       <w:tab/>
       <w:tab/>
-      <w:t>2026-10-12</w:t>
+      <w:t>2026-10-13</w:t>
       <w:br/>
       <w:br/>
     </w:r>

--- a/tillsyn/S 5005-2024 tillsynsbegäran.docx
+++ b/tillsyn/S 5005-2024 tillsynsbegäran.docx
@@ -267,7 +267,7 @@
     <w:r>
       <w:tab/>
       <w:tab/>
-      <w:t>2026-10-13</w:t>
+      <w:t>2026-10-14</w:t>
       <w:br/>
       <w:br/>
     </w:r>

--- a/tillsyn/S 5005-2024 tillsynsbegäran.docx
+++ b/tillsyn/S 5005-2024 tillsynsbegäran.docx
@@ -267,7 +267,7 @@
     <w:r>
       <w:tab/>
       <w:tab/>
-      <w:t>2026-10-14</w:t>
+      <w:t>2026-10-15</w:t>
       <w:br/>
       <w:br/>
     </w:r>

--- a/tillsyn/S 5005-2024 tillsynsbegäran.docx
+++ b/tillsyn/S 5005-2024 tillsynsbegäran.docx
@@ -267,7 +267,7 @@
     <w:r>
       <w:tab/>
       <w:tab/>
-      <w:t>2026-10-15</w:t>
+      <w:t>2026-10-16</w:t>
       <w:br/>
       <w:br/>
     </w:r>

--- a/tillsyn/S 5005-2024 tillsynsbegäran.docx
+++ b/tillsyn/S 5005-2024 tillsynsbegäran.docx
@@ -267,7 +267,7 @@
     <w:r>
       <w:tab/>
       <w:tab/>
-      <w:t>2026-10-16</w:t>
+      <w:t>2026-10-17</w:t>
       <w:br/>
       <w:br/>
     </w:r>

--- a/tillsyn/S 5005-2024 tillsynsbegäran.docx
+++ b/tillsyn/S 5005-2024 tillsynsbegäran.docx
@@ -267,7 +267,7 @@
     <w:r>
       <w:tab/>
       <w:tab/>
-      <w:t>2026-10-17</w:t>
+      <w:t>2026-10-18</w:t>
       <w:br/>
       <w:br/>
     </w:r>

--- a/tillsyn/S 5005-2024 tillsynsbegäran.docx
+++ b/tillsyn/S 5005-2024 tillsynsbegäran.docx
@@ -267,7 +267,7 @@
     <w:r>
       <w:tab/>
       <w:tab/>
-      <w:t>2026-10-18</w:t>
+      <w:t>2026-10-19</w:t>
       <w:br/>
       <w:br/>
     </w:r>

--- a/tillsyn/S 5005-2024 tillsynsbegäran.docx
+++ b/tillsyn/S 5005-2024 tillsynsbegäran.docx
@@ -267,7 +267,7 @@
     <w:r>
       <w:tab/>
       <w:tab/>
-      <w:t>2026-10-19</w:t>
+      <w:t>2026-10-20</w:t>
       <w:br/>
       <w:br/>
     </w:r>

--- a/tillsyn/S 5005-2024 tillsynsbegäran.docx
+++ b/tillsyn/S 5005-2024 tillsynsbegäran.docx
@@ -267,7 +267,7 @@
     <w:r>
       <w:tab/>
       <w:tab/>
-      <w:t>2026-10-20</w:t>
+      <w:t>2026-10-21</w:t>
       <w:br/>
       <w:br/>
     </w:r>

--- a/tillsyn/S 5005-2024 tillsynsbegäran.docx
+++ b/tillsyn/S 5005-2024 tillsynsbegäran.docx
@@ -267,7 +267,7 @@
     <w:r>
       <w:tab/>
       <w:tab/>
-      <w:t>2026-10-21</w:t>
+      <w:t>2026-10-22</w:t>
       <w:br/>
       <w:br/>
     </w:r>

--- a/tillsyn/S 5005-2024 tillsynsbegäran.docx
+++ b/tillsyn/S 5005-2024 tillsynsbegäran.docx
@@ -267,7 +267,7 @@
     <w:r>
       <w:tab/>
       <w:tab/>
-      <w:t>2026-10-22</w:t>
+      <w:t>2026-10-23</w:t>
       <w:br/>
       <w:br/>
     </w:r>

--- a/tillsyn/S 5005-2024 tillsynsbegäran.docx
+++ b/tillsyn/S 5005-2024 tillsynsbegäran.docx
@@ -267,7 +267,7 @@
     <w:r>
       <w:tab/>
       <w:tab/>
-      <w:t>2026-10-23</w:t>
+      <w:t>2026-10-24</w:t>
       <w:br/>
       <w:br/>
     </w:r>

--- a/tillsyn/S 5005-2024 tillsynsbegäran.docx
+++ b/tillsyn/S 5005-2024 tillsynsbegäran.docx
@@ -267,7 +267,7 @@
     <w:r>
       <w:tab/>
       <w:tab/>
-      <w:t>2026-10-24</w:t>
+      <w:t>2026-10-25</w:t>
       <w:br/>
       <w:br/>
     </w:r>

--- a/tillsyn/S 5005-2024 tillsynsbegäran.docx
+++ b/tillsyn/S 5005-2024 tillsynsbegäran.docx
@@ -267,7 +267,7 @@
     <w:r>
       <w:tab/>
       <w:tab/>
-      <w:t>2026-10-25</w:t>
+      <w:t>2026-10-26</w:t>
       <w:br/>
       <w:br/>
     </w:r>

--- a/tillsyn/S 5005-2024 tillsynsbegäran.docx
+++ b/tillsyn/S 5005-2024 tillsynsbegäran.docx
@@ -267,7 +267,7 @@
     <w:r>
       <w:tab/>
       <w:tab/>
-      <w:t>2026-10-26</w:t>
+      <w:t>2026-10-27</w:t>
       <w:br/>
       <w:br/>
     </w:r>

--- a/tillsyn/S 5005-2024 tillsynsbegäran.docx
+++ b/tillsyn/S 5005-2024 tillsynsbegäran.docx
@@ -267,7 +267,7 @@
     <w:r>
       <w:tab/>
       <w:tab/>
-      <w:t>2026-10-27</w:t>
+      <w:t>2026-10-28</w:t>
       <w:br/>
       <w:br/>
     </w:r>

--- a/tillsyn/S 5005-2024 tillsynsbegäran.docx
+++ b/tillsyn/S 5005-2024 tillsynsbegäran.docx
@@ -267,7 +267,7 @@
     <w:r>
       <w:tab/>
       <w:tab/>
-      <w:t>2026-10-28</w:t>
+      <w:t>2026-10-29</w:t>
       <w:br/>
       <w:br/>
     </w:r>

--- a/tillsyn/S 5005-2024 tillsynsbegäran.docx
+++ b/tillsyn/S 5005-2024 tillsynsbegäran.docx
@@ -267,7 +267,7 @@
     <w:r>
       <w:tab/>
       <w:tab/>
-      <w:t>2026-10-29</w:t>
+      <w:t>2026-10-31</w:t>
       <w:br/>
       <w:br/>
     </w:r>
